--- a/pr-preview/pr-11/p-and-np-tracked-changes.docx
+++ b/pr-preview/pr-11/p-and-np-tracked-changes.docx
@@ -18,7 +18,7 @@
       </w:pPr>
       <w:ins w:id="2" w:author="PR Preview" w:date="2026-01-01T00:00:00Z">
         <w:r>
-          <w:t xml:space="preserve">Last modified: 2026-10-14 11:03:27 (PDT)</w:t>
+          <w:t xml:space="preserve">Last modified: 2026-10-14 11:42:40 (PDT)</w:t>
         </w:r>
       </w:ins>
     </w:p>
@@ -2662,7 +2662,7 @@
       </w:ins>
       <w:ins w:id="330" w:author="PR Preview" w:date="2026-01-01T00:00:00Z">
         <w:r>
-          <w:t xml:space="preserve">For an input</w:t>
+          <w:t xml:space="preserve">Let</w:t>
         </w:r>
       </w:ins>
       <w:ins w:id="331" w:author="PR Preview" w:date="2026-01-01T00:00:00Z">
@@ -2682,7 +2682,7 @@
       </w:ins>
       <w:ins w:id="333" w:author="PR Preview" w:date="2026-01-01T00:00:00Z">
         <w:r>
-          <w:t xml:space="preserve">to</w:t>
+          <w:t xml:space="preserve">be an input to</w:t>
         </w:r>
       </w:ins>
       <w:ins w:id="334" w:author="PR Preview" w:date="2026-01-01T00:00:00Z">
@@ -2712,7 +2712,7 @@
       </w:ins>
       <w:ins w:id="338" w:author="PR Preview" w:date="2026-01-01T00:00:00Z">
         <w:r>
-          <w:t xml:space="preserve">a certificate is the independent set itself,</w:t>
+          <w:t xml:space="preserve">with a graph of</w:t>
         </w:r>
       </w:ins>
       <w:ins w:id="339" w:author="PR Preview" w:date="2026-01-01T00:00:00Z">
@@ -2720,21 +2720,21 @@
           <w:t xml:space="preserve"> </w:t>
         </w:r>
       </w:ins>
+      <m:oMath>
+        <m:r>
+          <m:t>m</m:t>
+        </m:r>
+      </m:oMath>
       <w:ins w:id="340" w:author="PR Preview" w:date="2026-01-01T00:00:00Z">
         <w:r>
-          <w:t xml:space="preserve">written as</w:t>
+          <w:t xml:space="preserve"> </w:t>
         </w:r>
       </w:ins>
       <w:ins w:id="341" w:author="PR Preview" w:date="2026-01-01T00:00:00Z">
         <w:r>
-          <w:t xml:space="preserve"> </w:t>
-        </w:r>
-      </w:ins>
-      <m:oMath>
-        <m:r>
-          <m:t>m</m:t>
-        </m:r>
-      </m:oMath>
+          <w:t xml:space="preserve">vertices.</w:t>
+        </w:r>
+      </w:ins>
       <w:ins w:id="342" w:author="PR Preview" w:date="2026-01-01T00:00:00Z">
         <w:r>
           <w:t xml:space="preserve"> </w:t>
@@ -2742,7 +2742,7 @@
       </w:ins>
       <w:ins w:id="343" w:author="PR Preview" w:date="2026-01-01T00:00:00Z">
         <w:r>
-          <w:t xml:space="preserve">binary digits that mark which vertices it holds.</w:t>
+          <w:t xml:space="preserve">Its adjacency matrix has</w:t>
         </w:r>
       </w:ins>
       <w:ins w:id="344" w:author="PR Preview" w:date="2026-01-01T00:00:00Z">
@@ -2750,183 +2750,7 @@
           <w:t xml:space="preserve"> </w:t>
         </w:r>
       </w:ins>
-      <w:ins w:id="345" w:author="PR Preview" w:date="2026-01-01T00:00:00Z">
-        <w:r>
-          <w:t xml:space="preserve">Since</w:t>
-        </w:r>
-      </w:ins>
-      <w:ins w:id="346" w:author="PR Preview" w:date="2026-01-01T00:00:00Z">
-        <w:r>
-          <w:t xml:space="preserve"> </w:t>
-        </w:r>
-      </w:ins>
-      <m:oMath>
-        <m:r>
-          <m:t>m</m:t>
-        </m:r>
-      </m:oMath>
-      <w:ins w:id="347" w:author="PR Preview" w:date="2026-01-01T00:00:00Z">
-        <w:r>
-          <w:t xml:space="preserve"> </w:t>
-        </w:r>
-      </w:ins>
-      <w:ins w:id="348" w:author="PR Preview" w:date="2026-01-01T00:00:00Z">
-        <w:r>
-          <w:t xml:space="preserve">is fixed by the length of the adjacency matrix in</w:t>
-        </w:r>
-      </w:ins>
-      <w:ins w:id="349" w:author="PR Preview" w:date="2026-01-01T00:00:00Z">
-        <w:r>
-          <w:t xml:space="preserve"> </w:t>
-        </w:r>
-      </w:ins>
-      <m:oMath>
-        <m:r>
-          <m:t>x</m:t>
-        </m:r>
-      </m:oMath>
-      <w:ins w:id="350" w:author="PR Preview" w:date="2026-01-01T00:00:00Z">
-        <w:r>
-          <w:t xml:space="preserve">,</w:t>
-        </w:r>
-      </w:ins>
-      <w:ins w:id="351" w:author="PR Preview" w:date="2026-01-01T00:00:00Z">
-        <w:r>
-          <w:t xml:space="preserve"> </w:t>
-        </w:r>
-      </w:ins>
-      <w:ins w:id="352" w:author="PR Preview" w:date="2026-01-01T00:00:00Z">
-        <w:r>
-          <w:t xml:space="preserve">the certificate’s length depends only on</w:t>
-        </w:r>
-      </w:ins>
-      <w:ins w:id="353" w:author="PR Preview" w:date="2026-01-01T00:00:00Z">
-        <w:r>
-          <w:t xml:space="preserve"> </w:t>
-        </w:r>
-      </w:ins>
-      <m:oMath>
-        <m:r>
-          <m:rPr>
-            <m:sty m:val="p"/>
-          </m:rPr>
-          <m:t>|</m:t>
-        </m:r>
-        <m:r>
-          <m:t>x</m:t>
-        </m:r>
-        <m:r>
-          <m:rPr>
-            <m:sty m:val="p"/>
-          </m:rPr>
-          <m:t>|</m:t>
-        </m:r>
-      </m:oMath>
-      <w:ins w:id="354" w:author="PR Preview" w:date="2026-01-01T00:00:00Z">
-        <w:r>
-          <w:t xml:space="preserve">, as</w:t>
-        </w:r>
-      </w:ins>
-      <w:ins w:id="355" w:author="PR Preview" w:date="2026-01-01T00:00:00Z">
-        <w:r>
-          <w:t xml:space="preserve"> </w:t>
-        </w:r>
-      </w:ins>
-      <w:hyperlink w:anchor="def-class-np">
-        <w:ins w:id="356" w:author="PR Preview" w:date="2026-01-01T00:00:00Z">
-          <w:r>
-            <w:rPr>
-              <w:rStyle w:val="Hyperlink"/>
-            </w:rPr>
-            <w:t xml:space="preserve">Definition 5</w:t>
-          </w:r>
-        </w:ins>
-      </w:hyperlink>
-      <w:ins w:id="357" w:author="PR Preview" w:date="2026-01-01T00:00:00Z">
-        <w:r>
-          <w:t xml:space="preserve"> </w:t>
-        </w:r>
-      </w:ins>
-      <w:ins w:id="358" w:author="PR Preview" w:date="2026-01-01T00:00:00Z">
-        <w:r>
-          <w:t xml:space="preserve">requires.</w:t>
-        </w:r>
-      </w:ins>
-      <w:ins w:id="359" w:author="PR Preview" w:date="2026-01-01T00:00:00Z">
-        <w:r>
-          <w:t xml:space="preserve"> </w:t>
-        </w:r>
-      </w:ins>
-      <w:ins w:id="360" w:author="PR Preview" w:date="2026-01-01T00:00:00Z">
-        <w:r>
-          <w:t xml:space="preserve">The verifier checks that</w:t>
-        </w:r>
-      </w:ins>
-      <w:ins w:id="361" w:author="PR Preview" w:date="2026-01-01T00:00:00Z">
-        <w:r>
-          <w:t xml:space="preserve"> </w:t>
-        </w:r>
-      </w:ins>
-      <m:oMath>
-        <m:r>
-          <m:t>k</m:t>
-        </m:r>
-      </m:oMath>
-      <w:ins w:id="362" w:author="PR Preview" w:date="2026-01-01T00:00:00Z">
-        <w:r>
-          <w:t xml:space="preserve"> </w:t>
-        </w:r>
-      </w:ins>
-      <w:ins w:id="363" w:author="PR Preview" w:date="2026-01-01T00:00:00Z">
-        <w:r>
-          <w:t xml:space="preserve">digits are</w:t>
-        </w:r>
-      </w:ins>
-      <w:ins w:id="364" w:author="PR Preview" w:date="2026-01-01T00:00:00Z">
-        <w:r>
-          <w:t xml:space="preserve"> </w:t>
-        </w:r>
-      </w:ins>
-      <m:oMath>
-        <m:r>
-          <m:t>1</m:t>
-        </m:r>
-      </m:oMath>
-      <w:ins w:id="365" w:author="PR Preview" w:date="2026-01-01T00:00:00Z">
-        <w:r>
-          <w:t xml:space="preserve"> </w:t>
-        </w:r>
-      </w:ins>
-      <w:ins w:id="366" w:author="PR Preview" w:date="2026-01-01T00:00:00Z">
-        <w:r>
-          <w:t xml:space="preserve">and that no two marked vertices are adjacent.</w:t>
-        </w:r>
-      </w:ins>
-      <w:ins w:id="367" w:author="PR Preview" w:date="2026-01-01T00:00:00Z">
-        <w:r>
-          <w:t xml:space="preserve"> </w:t>
-        </w:r>
-      </w:ins>
-      <w:ins w:id="368" w:author="PR Preview" w:date="2026-01-01T00:00:00Z">
-        <w:r>
-          <w:t xml:space="preserve">That takes</w:t>
-        </w:r>
-      </w:ins>
-      <w:ins w:id="369" w:author="PR Preview" w:date="2026-01-01T00:00:00Z">
-        <w:r>
-          <w:t xml:space="preserve"> </w:t>
-        </w:r>
-      </w:ins>
-      <m:oMath>
-        <m:r>
-          <m:t>O</m:t>
-        </m:r>
-        <m:r>
-          <m:rPr>
-            <m:sty m:val="p"/>
-          </m:rPr>
-          <m:t>(</m:t>
-        </m:r>
+      <m:oMath>
         <m:sSup>
           <m:e>
             <m:r>
@@ -2943,68 +2767,119 @@
           <m:rPr>
             <m:sty m:val="p"/>
           </m:rPr>
+          <m:t>≥</m:t>
+        </m:r>
+        <m:r>
+          <m:t>m</m:t>
+        </m:r>
+      </m:oMath>
+      <w:ins w:id="345" w:author="PR Preview" w:date="2026-01-01T00:00:00Z">
+        <w:r>
+          <w:t xml:space="preserve"> </w:t>
+        </w:r>
+      </w:ins>
+      <w:ins w:id="346" w:author="PR Preview" w:date="2026-01-01T00:00:00Z">
+        <w:r>
+          <w:t xml:space="preserve">entries, so</w:t>
+        </w:r>
+      </w:ins>
+      <w:ins w:id="347" w:author="PR Preview" w:date="2026-01-01T00:00:00Z">
+        <w:r>
+          <w:t xml:space="preserve"> </w:t>
+        </w:r>
+      </w:ins>
+      <m:oMath>
+        <m:r>
+          <m:t>m</m:t>
+        </m:r>
+        <m:r>
+          <m:rPr>
+            <m:sty m:val="p"/>
+          </m:rPr>
+          <m:t>≤</m:t>
+        </m:r>
+        <m:r>
+          <m:rPr>
+            <m:sty m:val="p"/>
+          </m:rPr>
+          <m:t>|</m:t>
+        </m:r>
+        <m:r>
+          <m:t>x</m:t>
+        </m:r>
+        <m:r>
+          <m:rPr>
+            <m:sty m:val="p"/>
+          </m:rPr>
+          <m:t>|</m:t>
+        </m:r>
+      </m:oMath>
+      <w:ins w:id="348" w:author="PR Preview" w:date="2026-01-01T00:00:00Z">
+        <w:r>
+          <w:t xml:space="preserve">.</w:t>
+        </w:r>
+      </w:ins>
+      <w:ins w:id="349" w:author="PR Preview" w:date="2026-01-01T00:00:00Z">
+        <w:r>
+          <w:t xml:space="preserve"> </w:t>
+        </w:r>
+      </w:ins>
+      <w:ins w:id="350" w:author="PR Preview" w:date="2026-01-01T00:00:00Z">
+        <w:r>
+          <w:t xml:space="preserve">Take</w:t>
+        </w:r>
+      </w:ins>
+      <w:ins w:id="351" w:author="PR Preview" w:date="2026-01-01T00:00:00Z">
+        <w:r>
+          <w:t xml:space="preserve"> </w:t>
+        </w:r>
+      </w:ins>
+      <m:oMath>
+        <m:r>
+          <m:t>q</m:t>
+        </m:r>
+        <m:r>
+          <m:rPr>
+            <m:sty m:val="p"/>
+          </m:rPr>
+          <m:t>(</m:t>
+        </m:r>
+        <m:r>
+          <m:t>n</m:t>
+        </m:r>
+        <m:r>
+          <m:rPr>
+            <m:sty m:val="p"/>
+          </m:rPr>
           <m:t>)</m:t>
         </m:r>
-      </m:oMath>
-      <w:ins w:id="370" w:author="PR Preview" w:date="2026-01-01T00:00:00Z">
-        <w:r>
-          <w:t xml:space="preserve"> </w:t>
-        </w:r>
-      </w:ins>
-      <w:ins w:id="371" w:author="PR Preview" w:date="2026-01-01T00:00:00Z">
-        <w:r>
-          <w:t xml:space="preserve">lookups in the adjacency matrix,</w:t>
-        </w:r>
-      </w:ins>
-      <w:ins w:id="372" w:author="PR Preview" w:date="2026-01-01T00:00:00Z">
-        <w:r>
-          <w:t xml:space="preserve"> </w:t>
-        </w:r>
-      </w:ins>
-      <w:ins w:id="373" w:author="PR Preview" w:date="2026-01-01T00:00:00Z">
-        <w:r>
-          <w:t xml:space="preserve">which is polynomial in</w:t>
-        </w:r>
-      </w:ins>
-      <w:ins w:id="374" w:author="PR Preview" w:date="2026-01-01T00:00:00Z">
-        <w:r>
-          <w:t xml:space="preserve"> </w:t>
-        </w:r>
-      </w:ins>
-      <m:oMath>
-        <m:r>
-          <m:rPr>
-            <m:sty m:val="p"/>
-          </m:rPr>
-          <m:t>|</m:t>
-        </m:r>
-        <m:r>
-          <m:t>x</m:t>
-        </m:r>
-        <m:r>
-          <m:rPr>
-            <m:sty m:val="p"/>
-          </m:rPr>
-          <m:t>|</m:t>
-        </m:r>
-      </m:oMath>
-      <w:ins w:id="375" w:author="PR Preview" w:date="2026-01-01T00:00:00Z">
-        <w:r>
-          <w:t xml:space="preserve">,</w:t>
-        </w:r>
-      </w:ins>
-      <w:ins w:id="376" w:author="PR Preview" w:date="2026-01-01T00:00:00Z">
-        <w:r>
-          <w:t xml:space="preserve"> </w:t>
-        </w:r>
-      </w:ins>
-      <w:ins w:id="377" w:author="PR Preview" w:date="2026-01-01T00:00:00Z">
-        <w:r>
-          <w:t xml:space="preserve">so INDSET is in NP (</w:t>
+        <m:r>
+          <m:rPr>
+            <m:sty m:val="p"/>
+          </m:rPr>
+          <m:t>=</m:t>
+        </m:r>
+        <m:r>
+          <m:t>n</m:t>
+        </m:r>
+      </m:oMath>
+      <w:ins w:id="352" w:author="PR Preview" w:date="2026-01-01T00:00:00Z">
+        <w:r>
+          <w:t xml:space="preserve"> </w:t>
+        </w:r>
+      </w:ins>
+      <w:ins w:id="353" w:author="PR Preview" w:date="2026-01-01T00:00:00Z">
+        <w:r>
+          <w:t xml:space="preserve">in</w:t>
+        </w:r>
+      </w:ins>
+      <w:ins w:id="354" w:author="PR Preview" w:date="2026-01-01T00:00:00Z">
+        <w:r>
+          <w:t xml:space="preserve"> </w:t>
         </w:r>
       </w:ins>
       <w:hyperlink w:anchor="def-class-np">
-        <w:ins w:id="378" w:author="PR Preview" w:date="2026-01-01T00:00:00Z">
+        <w:ins w:id="355" w:author="PR Preview" w:date="2026-01-01T00:00:00Z">
           <w:r>
             <w:rPr>
               <w:rStyle w:val="Hyperlink"/>
@@ -3013,37 +2888,385 @@
           </w:r>
         </w:ins>
       </w:hyperlink>
+      <w:ins w:id="356" w:author="PR Preview" w:date="2026-01-01T00:00:00Z">
+        <w:r>
+          <w:t xml:space="preserve">,</w:t>
+        </w:r>
+      </w:ins>
+      <w:ins w:id="357" w:author="PR Preview" w:date="2026-01-01T00:00:00Z">
+        <w:r>
+          <w:t xml:space="preserve"> </w:t>
+        </w:r>
+      </w:ins>
+      <w:ins w:id="358" w:author="PR Preview" w:date="2026-01-01T00:00:00Z">
+        <w:r>
+          <w:t xml:space="preserve">so a certificate</w:t>
+        </w:r>
+      </w:ins>
+      <w:ins w:id="359" w:author="PR Preview" w:date="2026-01-01T00:00:00Z">
+        <w:r>
+          <w:t xml:space="preserve"> </w:t>
+        </w:r>
+      </w:ins>
+      <m:oMath>
+        <m:r>
+          <m:t>u</m:t>
+        </m:r>
+      </m:oMath>
+      <w:ins w:id="360" w:author="PR Preview" w:date="2026-01-01T00:00:00Z">
+        <w:r>
+          <w:t xml:space="preserve"> </w:t>
+        </w:r>
+      </w:ins>
+      <w:ins w:id="361" w:author="PR Preview" w:date="2026-01-01T00:00:00Z">
+        <w:r>
+          <w:t xml:space="preserve">has</w:t>
+        </w:r>
+      </w:ins>
+      <w:ins w:id="362" w:author="PR Preview" w:date="2026-01-01T00:00:00Z">
+        <w:r>
+          <w:t xml:space="preserve"> </w:t>
+        </w:r>
+      </w:ins>
+      <m:oMath>
+        <m:r>
+          <m:rPr>
+            <m:sty m:val="p"/>
+          </m:rPr>
+          <m:t>|</m:t>
+        </m:r>
+        <m:r>
+          <m:t>x</m:t>
+        </m:r>
+        <m:r>
+          <m:rPr>
+            <m:sty m:val="p"/>
+          </m:rPr>
+          <m:t>|</m:t>
+        </m:r>
+      </m:oMath>
+      <w:ins w:id="363" w:author="PR Preview" w:date="2026-01-01T00:00:00Z">
+        <w:r>
+          <w:t xml:space="preserve"> </w:t>
+        </w:r>
+      </w:ins>
+      <w:ins w:id="364" w:author="PR Preview" w:date="2026-01-01T00:00:00Z">
+        <w:r>
+          <w:t xml:space="preserve">binary digits.</w:t>
+        </w:r>
+      </w:ins>
+      <w:ins w:id="365" w:author="PR Preview" w:date="2026-01-01T00:00:00Z">
+        <w:r>
+          <w:t xml:space="preserve"> </w:t>
+        </w:r>
+      </w:ins>
+      <w:ins w:id="366" w:author="PR Preview" w:date="2026-01-01T00:00:00Z">
+        <w:r>
+          <w:t xml:space="preserve">Its first</w:t>
+        </w:r>
+      </w:ins>
+      <w:ins w:id="367" w:author="PR Preview" w:date="2026-01-01T00:00:00Z">
+        <w:r>
+          <w:t xml:space="preserve"> </w:t>
+        </w:r>
+      </w:ins>
+      <m:oMath>
+        <m:r>
+          <m:t>m</m:t>
+        </m:r>
+      </m:oMath>
+      <w:ins w:id="368" w:author="PR Preview" w:date="2026-01-01T00:00:00Z">
+        <w:r>
+          <w:t xml:space="preserve"> </w:t>
+        </w:r>
+      </w:ins>
+      <w:ins w:id="369" w:author="PR Preview" w:date="2026-01-01T00:00:00Z">
+        <w:r>
+          <w:t xml:space="preserve">digits mark the vertices of a proposed independent set,</w:t>
+        </w:r>
+      </w:ins>
+      <w:ins w:id="370" w:author="PR Preview" w:date="2026-01-01T00:00:00Z">
+        <w:r>
+          <w:t xml:space="preserve"> </w:t>
+        </w:r>
+      </w:ins>
+      <w:ins w:id="371" w:author="PR Preview" w:date="2026-01-01T00:00:00Z">
+        <w:r>
+          <w:t xml:space="preserve">and the verifier ignores the rest.</w:t>
+        </w:r>
+      </w:ins>
+      <w:ins w:id="372" w:author="PR Preview" w:date="2026-01-01T00:00:00Z">
+        <w:r>
+          <w:t xml:space="preserve"> </w:t>
+        </w:r>
+      </w:ins>
+      <w:ins w:id="373" w:author="PR Preview" w:date="2026-01-01T00:00:00Z">
+        <w:r>
+          <w:t xml:space="preserve">The verifier checks that</w:t>
+        </w:r>
+      </w:ins>
+      <w:ins w:id="374" w:author="PR Preview" w:date="2026-01-01T00:00:00Z">
+        <w:r>
+          <w:t xml:space="preserve"> </w:t>
+        </w:r>
+      </w:ins>
+      <m:oMath>
+        <m:r>
+          <m:t>k</m:t>
+        </m:r>
+      </m:oMath>
+      <w:ins w:id="375" w:author="PR Preview" w:date="2026-01-01T00:00:00Z">
+        <w:r>
+          <w:t xml:space="preserve"> </w:t>
+        </w:r>
+      </w:ins>
+      <w:ins w:id="376" w:author="PR Preview" w:date="2026-01-01T00:00:00Z">
+        <w:r>
+          <w:t xml:space="preserve">of those</w:t>
+        </w:r>
+      </w:ins>
+      <w:ins w:id="377" w:author="PR Preview" w:date="2026-01-01T00:00:00Z">
+        <w:r>
+          <w:t xml:space="preserve"> </w:t>
+        </w:r>
+      </w:ins>
+      <m:oMath>
+        <m:r>
+          <m:t>m</m:t>
+        </m:r>
+      </m:oMath>
+      <w:ins w:id="378" w:author="PR Preview" w:date="2026-01-01T00:00:00Z">
+        <w:r>
+          <w:t xml:space="preserve"> </w:t>
+        </w:r>
+      </w:ins>
       <w:ins w:id="379" w:author="PR Preview" w:date="2026-01-01T00:00:00Z">
         <w:r>
+          <w:t xml:space="preserve">digits are</w:t>
+        </w:r>
+      </w:ins>
+      <w:ins w:id="380" w:author="PR Preview" w:date="2026-01-01T00:00:00Z">
+        <w:r>
+          <w:t xml:space="preserve"> </w:t>
+        </w:r>
+      </w:ins>
+      <m:oMath>
+        <m:r>
+          <m:t>1</m:t>
+        </m:r>
+      </m:oMath>
+      <w:ins w:id="381" w:author="PR Preview" w:date="2026-01-01T00:00:00Z">
+        <w:r>
+          <w:t xml:space="preserve"> </w:t>
+        </w:r>
+      </w:ins>
+      <w:ins w:id="382" w:author="PR Preview" w:date="2026-01-01T00:00:00Z">
+        <w:r>
+          <w:t xml:space="preserve">and that no two marked vertices are adjacent.</w:t>
+        </w:r>
+      </w:ins>
+      <w:ins w:id="383" w:author="PR Preview" w:date="2026-01-01T00:00:00Z">
+        <w:r>
+          <w:t xml:space="preserve"> </w:t>
+        </w:r>
+      </w:ins>
+      <w:ins w:id="384" w:author="PR Preview" w:date="2026-01-01T00:00:00Z">
+        <w:r>
+          <w:t xml:space="preserve">That takes</w:t>
+        </w:r>
+      </w:ins>
+      <w:ins w:id="385" w:author="PR Preview" w:date="2026-01-01T00:00:00Z">
+        <w:r>
+          <w:t xml:space="preserve"> </w:t>
+        </w:r>
+      </w:ins>
+      <m:oMath>
+        <m:r>
+          <m:t>O</m:t>
+        </m:r>
+        <m:r>
+          <m:rPr>
+            <m:sty m:val="p"/>
+          </m:rPr>
+          <m:t>(</m:t>
+        </m:r>
+        <m:sSup>
+          <m:e>
+            <m:r>
+              <m:t>m</m:t>
+            </m:r>
+          </m:e>
+          <m:sup>
+            <m:r>
+              <m:t>2</m:t>
+            </m:r>
+          </m:sup>
+        </m:sSup>
+        <m:r>
+          <m:rPr>
+            <m:sty m:val="p"/>
+          </m:rPr>
+          <m:t>)</m:t>
+        </m:r>
+      </m:oMath>
+      <w:ins w:id="386" w:author="PR Preview" w:date="2026-01-01T00:00:00Z">
+        <w:r>
+          <w:t xml:space="preserve"> </w:t>
+        </w:r>
+      </w:ins>
+      <w:ins w:id="387" w:author="PR Preview" w:date="2026-01-01T00:00:00Z">
+        <w:r>
+          <w:t xml:space="preserve">lookups in the adjacency matrix,</w:t>
+        </w:r>
+      </w:ins>
+      <w:ins w:id="388" w:author="PR Preview" w:date="2026-01-01T00:00:00Z">
+        <w:r>
+          <w:t xml:space="preserve"> </w:t>
+        </w:r>
+      </w:ins>
+      <w:ins w:id="389" w:author="PR Preview" w:date="2026-01-01T00:00:00Z">
+        <w:r>
+          <w:t xml:space="preserve">which is polynomial in</w:t>
+        </w:r>
+      </w:ins>
+      <w:ins w:id="390" w:author="PR Preview" w:date="2026-01-01T00:00:00Z">
+        <w:r>
+          <w:t xml:space="preserve"> </w:t>
+        </w:r>
+      </w:ins>
+      <m:oMath>
+        <m:r>
+          <m:rPr>
+            <m:sty m:val="p"/>
+          </m:rPr>
+          <m:t>|</m:t>
+        </m:r>
+        <m:r>
+          <m:t>x</m:t>
+        </m:r>
+        <m:r>
+          <m:rPr>
+            <m:sty m:val="p"/>
+          </m:rPr>
+          <m:t>|</m:t>
+        </m:r>
+      </m:oMath>
+      <w:ins w:id="391" w:author="PR Preview" w:date="2026-01-01T00:00:00Z">
+        <w:r>
+          <w:t xml:space="preserve">.</w:t>
+        </w:r>
+      </w:ins>
+      <w:ins w:id="392" w:author="PR Preview" w:date="2026-01-01T00:00:00Z">
+        <w:r>
+          <w:t xml:space="preserve"> </w:t>
+        </w:r>
+      </w:ins>
+      <m:oMath>
+        <m:r>
+          <m:t>G</m:t>
+        </m:r>
+      </m:oMath>
+      <w:ins w:id="393" w:author="PR Preview" w:date="2026-01-01T00:00:00Z">
+        <w:r>
+          <w:t xml:space="preserve"> </w:t>
+        </w:r>
+      </w:ins>
+      <w:ins w:id="394" w:author="PR Preview" w:date="2026-01-01T00:00:00Z">
+        <w:r>
+          <w:t xml:space="preserve">has an independent set of</w:t>
+        </w:r>
+      </w:ins>
+      <w:ins w:id="395" w:author="PR Preview" w:date="2026-01-01T00:00:00Z">
+        <w:r>
+          <w:t xml:space="preserve"> </w:t>
+        </w:r>
+      </w:ins>
+      <m:oMath>
+        <m:r>
+          <m:t>k</m:t>
+        </m:r>
+      </m:oMath>
+      <w:ins w:id="396" w:author="PR Preview" w:date="2026-01-01T00:00:00Z">
+        <w:r>
+          <w:t xml:space="preserve"> </w:t>
+        </w:r>
+      </w:ins>
+      <w:ins w:id="397" w:author="PR Preview" w:date="2026-01-01T00:00:00Z">
+        <w:r>
+          <w:t xml:space="preserve">vertices exactly when some such</w:t>
+        </w:r>
+      </w:ins>
+      <w:ins w:id="398" w:author="PR Preview" w:date="2026-01-01T00:00:00Z">
+        <w:r>
+          <w:t xml:space="preserve"> </w:t>
+        </w:r>
+      </w:ins>
+      <m:oMath>
+        <m:r>
+          <m:t>u</m:t>
+        </m:r>
+      </m:oMath>
+      <w:ins w:id="399" w:author="PR Preview" w:date="2026-01-01T00:00:00Z">
+        <w:r>
+          <w:t xml:space="preserve"> </w:t>
+        </w:r>
+      </w:ins>
+      <w:ins w:id="400" w:author="PR Preview" w:date="2026-01-01T00:00:00Z">
+        <w:r>
+          <w:t xml:space="preserve">passes,</w:t>
+        </w:r>
+      </w:ins>
+      <w:ins w:id="401" w:author="PR Preview" w:date="2026-01-01T00:00:00Z">
+        <w:r>
+          <w:t xml:space="preserve"> </w:t>
+        </w:r>
+      </w:ins>
+      <w:ins w:id="402" w:author="PR Preview" w:date="2026-01-01T00:00:00Z">
+        <w:r>
+          <w:t xml:space="preserve">so INDSET is in NP (</w:t>
+        </w:r>
+      </w:ins>
+      <w:hyperlink w:anchor="def-class-np">
+        <w:ins w:id="403" w:author="PR Preview" w:date="2026-01-01T00:00:00Z">
+          <w:r>
+            <w:rPr>
+              <w:rStyle w:val="Hyperlink"/>
+            </w:rPr>
+            <w:t xml:space="preserve">Definition 5</w:t>
+          </w:r>
+        </w:ins>
+      </w:hyperlink>
+      <w:ins w:id="404" w:author="PR Preview" w:date="2026-01-01T00:00:00Z">
+        <w:r>
           <w:t xml:space="preserve">).</w:t>
         </w:r>
       </w:ins>
-      <w:ins w:id="380" w:author="PR Preview" w:date="2026-01-01T00:00:00Z">
-        <w:r>
-          <w:t xml:space="preserve"> </w:t>
-        </w:r>
-      </w:ins>
-      <w:ins w:id="381" w:author="PR Preview" w:date="2026-01-01T00:00:00Z">
+      <w:ins w:id="405" w:author="PR Preview" w:date="2026-01-01T00:00:00Z">
+        <w:r>
+          <w:t xml:space="preserve"> </w:t>
+        </w:r>
+      </w:ins>
+      <w:ins w:id="406" w:author="PR Preview" w:date="2026-01-01T00:00:00Z">
         <w:r>
           <w:t xml:space="preserve">No polynomial-time algorithm that decides INDSET is known.</w:t>
         </w:r>
       </w:ins>
-      <w:ins w:id="382" w:author="PR Preview" w:date="2026-01-01T00:00:00Z">
-        <w:r>
-          <w:t xml:space="preserve"> </w:t>
-        </w:r>
-      </w:ins>
-      <w:ins w:id="383" w:author="PR Preview" w:date="2026-01-01T00:00:00Z">
+      <w:ins w:id="407" w:author="PR Preview" w:date="2026-01-01T00:00:00Z">
+        <w:r>
+          <w:t xml:space="preserve"> </w:t>
+        </w:r>
+      </w:ins>
+      <w:ins w:id="408" w:author="PR Preview" w:date="2026-01-01T00:00:00Z">
         <w:r>
           <w:t xml:space="preserve">Arora and Barak (2009, sec. 2.1)</w:t>
         </w:r>
       </w:ins>
-      <w:ins w:id="384" w:author="PR Preview" w:date="2026-01-01T00:00:00Z">
-        <w:r>
-          <w:t xml:space="preserve"> </w:t>
-        </w:r>
-      </w:ins>
-      <w:ins w:id="385" w:author="PR Preview" w:date="2026-01-01T00:00:00Z">
+      <w:ins w:id="409" w:author="PR Preview" w:date="2026-01-01T00:00:00Z">
+        <w:r>
+          <w:t xml:space="preserve"> </w:t>
+        </w:r>
+      </w:ins>
+      <w:ins w:id="410" w:author="PR Preview" w:date="2026-01-01T00:00:00Z">
         <w:r>
           <w:t xml:space="preserve">use the same example.</w:t>
         </w:r>
@@ -3055,7 +3278,7 @@
       <w:pPr>
         <w:pStyle w:val="BodyText"/>
       </w:pPr>
-      <w:ins w:id="386" w:author="PR Preview" w:date="2026-01-01T00:00:00Z">
+      <w:ins w:id="411" w:author="PR Preview" w:date="2026-01-01T00:00:00Z">
         <w:r>
           <w:rPr>
             <w:b/>
@@ -3064,18 +3287,18 @@
           <w:t xml:space="preserve">Theorem 1 (P is contained in NP)</w:t>
         </w:r>
       </w:ins>
-      <w:ins w:id="387" w:author="PR Preview" w:date="2026-01-01T00:00:00Z">
-        <w:r>
-          <w:t xml:space="preserve"> </w:t>
-        </w:r>
-      </w:ins>
-      <w:ins w:id="388" w:author="PR Preview" w:date="2026-01-01T00:00:00Z">
+      <w:ins w:id="412" w:author="PR Preview" w:date="2026-01-01T00:00:00Z">
+        <w:r>
+          <w:t xml:space="preserve"> </w:t>
+        </w:r>
+      </w:ins>
+      <w:ins w:id="413" w:author="PR Preview" w:date="2026-01-01T00:00:00Z">
         <w:r>
           <w:t xml:space="preserve">Every decision problem in P (</w:t>
         </w:r>
       </w:ins>
       <w:hyperlink w:anchor="def-class-p">
-        <w:ins w:id="389" w:author="PR Preview" w:date="2026-01-01T00:00:00Z">
+        <w:ins w:id="414" w:author="PR Preview" w:date="2026-01-01T00:00:00Z">
           <w:r>
             <w:rPr>
               <w:rStyle w:val="Hyperlink"/>
@@ -3084,13 +3307,13 @@
           </w:r>
         </w:ins>
       </w:hyperlink>
-      <w:ins w:id="390" w:author="PR Preview" w:date="2026-01-01T00:00:00Z">
+      <w:ins w:id="415" w:author="PR Preview" w:date="2026-01-01T00:00:00Z">
         <w:r>
           <w:t xml:space="preserve">) is in NP (</w:t>
         </w:r>
       </w:ins>
       <w:hyperlink w:anchor="def-class-np">
-        <w:ins w:id="391" w:author="PR Preview" w:date="2026-01-01T00:00:00Z">
+        <w:ins w:id="416" w:author="PR Preview" w:date="2026-01-01T00:00:00Z">
           <w:r>
             <w:rPr>
               <w:rStyle w:val="Hyperlink"/>
@@ -3099,7 +3322,7 @@
           </w:r>
         </w:ins>
       </w:hyperlink>
-      <w:ins w:id="392" w:author="PR Preview" w:date="2026-01-01T00:00:00Z">
+      <w:ins w:id="417" w:author="PR Preview" w:date="2026-01-01T00:00:00Z">
         <w:r>
           <w:t xml:space="preserve">).</w:t>
         </w:r>
@@ -3110,7 +3333,7 @@
       <w:pPr>
         <w:pStyle w:val="BodyText"/>
       </w:pPr>
-      <w:ins w:id="393" w:author="PR Preview" w:date="2026-01-01T00:00:00Z">
+      <w:ins w:id="418" w:author="PR Preview" w:date="2026-01-01T00:00:00Z">
         <w:r>
           <w:rPr>
             <w:i/>
@@ -3119,17 +3342,17 @@
           <w:t xml:space="preserve">Proof</w:t>
         </w:r>
       </w:ins>
-      <w:ins w:id="394" w:author="PR Preview" w:date="2026-01-01T00:00:00Z">
+      <w:ins w:id="419" w:author="PR Preview" w:date="2026-01-01T00:00:00Z">
         <w:r>
           <w:t xml:space="preserve">. </w:t>
         </w:r>
       </w:ins>
-      <w:ins w:id="395" w:author="PR Preview" w:date="2026-01-01T00:00:00Z">
+      <w:ins w:id="420" w:author="PR Preview" w:date="2026-01-01T00:00:00Z">
         <w:r>
           <w:t xml:space="preserve">Let an algorithm</w:t>
         </w:r>
       </w:ins>
-      <w:ins w:id="396" w:author="PR Preview" w:date="2026-01-01T00:00:00Z">
+      <w:ins w:id="421" w:author="PR Preview" w:date="2026-01-01T00:00:00Z">
         <w:r>
           <w:t xml:space="preserve"> </w:t>
         </w:r>
@@ -3139,17 +3362,17 @@
           <m:t>A</m:t>
         </m:r>
       </m:oMath>
-      <w:ins w:id="397" w:author="PR Preview" w:date="2026-01-01T00:00:00Z">
-        <w:r>
-          <w:t xml:space="preserve"> </w:t>
-        </w:r>
-      </w:ins>
-      <w:ins w:id="398" w:author="PR Preview" w:date="2026-01-01T00:00:00Z">
+      <w:ins w:id="422" w:author="PR Preview" w:date="2026-01-01T00:00:00Z">
+        <w:r>
+          <w:t xml:space="preserve"> </w:t>
+        </w:r>
+      </w:ins>
+      <w:ins w:id="423" w:author="PR Preview" w:date="2026-01-01T00:00:00Z">
         <w:r>
           <w:t xml:space="preserve">decide</w:t>
         </w:r>
       </w:ins>
-      <w:ins w:id="399" w:author="PR Preview" w:date="2026-01-01T00:00:00Z">
+      <w:ins w:id="424" w:author="PR Preview" w:date="2026-01-01T00:00:00Z">
         <w:r>
           <w:t xml:space="preserve"> </w:t>
         </w:r>
@@ -3159,27 +3382,27 @@
           <m:t>L</m:t>
         </m:r>
       </m:oMath>
-      <w:ins w:id="400" w:author="PR Preview" w:date="2026-01-01T00:00:00Z">
-        <w:r>
-          <w:t xml:space="preserve"> </w:t>
-        </w:r>
-      </w:ins>
-      <w:ins w:id="401" w:author="PR Preview" w:date="2026-01-01T00:00:00Z">
+      <w:ins w:id="425" w:author="PR Preview" w:date="2026-01-01T00:00:00Z">
+        <w:r>
+          <w:t xml:space="preserve"> </w:t>
+        </w:r>
+      </w:ins>
+      <w:ins w:id="426" w:author="PR Preview" w:date="2026-01-01T00:00:00Z">
         <w:r>
           <w:t xml:space="preserve">in polynomial time.</w:t>
         </w:r>
       </w:ins>
-      <w:ins w:id="402" w:author="PR Preview" w:date="2026-01-01T00:00:00Z">
-        <w:r>
-          <w:t xml:space="preserve"> </w:t>
-        </w:r>
-      </w:ins>
-      <w:ins w:id="403" w:author="PR Preview" w:date="2026-01-01T00:00:00Z">
+      <w:ins w:id="427" w:author="PR Preview" w:date="2026-01-01T00:00:00Z">
+        <w:r>
+          <w:t xml:space="preserve"> </w:t>
+        </w:r>
+      </w:ins>
+      <w:ins w:id="428" w:author="PR Preview" w:date="2026-01-01T00:00:00Z">
         <w:r>
           <w:t xml:space="preserve">Take</w:t>
         </w:r>
       </w:ins>
-      <w:ins w:id="404" w:author="PR Preview" w:date="2026-01-01T00:00:00Z">
+      <w:ins w:id="429" w:author="PR Preview" w:date="2026-01-01T00:00:00Z">
         <w:r>
           <w:t xml:space="preserve"> </w:t>
         </w:r>
@@ -3213,22 +3436,22 @@
           <m:t>0</m:t>
         </m:r>
       </m:oMath>
-      <w:ins w:id="405" w:author="PR Preview" w:date="2026-01-01T00:00:00Z">
+      <w:ins w:id="430" w:author="PR Preview" w:date="2026-01-01T00:00:00Z">
         <w:r>
           <w:t xml:space="preserve">, so the only certificate is the empty string,</w:t>
         </w:r>
       </w:ins>
-      <w:ins w:id="406" w:author="PR Preview" w:date="2026-01-01T00:00:00Z">
-        <w:r>
-          <w:t xml:space="preserve"> </w:t>
-        </w:r>
-      </w:ins>
-      <w:ins w:id="407" w:author="PR Preview" w:date="2026-01-01T00:00:00Z">
+      <w:ins w:id="431" w:author="PR Preview" w:date="2026-01-01T00:00:00Z">
+        <w:r>
+          <w:t xml:space="preserve"> </w:t>
+        </w:r>
+      </w:ins>
+      <w:ins w:id="432" w:author="PR Preview" w:date="2026-01-01T00:00:00Z">
         <w:r>
           <w:t xml:space="preserve">and let the verifier</w:t>
         </w:r>
       </w:ins>
-      <w:ins w:id="408" w:author="PR Preview" w:date="2026-01-01T00:00:00Z">
+      <w:ins w:id="433" w:author="PR Preview" w:date="2026-01-01T00:00:00Z">
         <w:r>
           <w:t xml:space="preserve"> </w:t>
         </w:r>
@@ -3262,17 +3485,17 @@
           <m:t>)</m:t>
         </m:r>
       </m:oMath>
-      <w:ins w:id="409" w:author="PR Preview" w:date="2026-01-01T00:00:00Z">
-        <w:r>
-          <w:t xml:space="preserve"> </w:t>
-        </w:r>
-      </w:ins>
-      <w:ins w:id="410" w:author="PR Preview" w:date="2026-01-01T00:00:00Z">
+      <w:ins w:id="434" w:author="PR Preview" w:date="2026-01-01T00:00:00Z">
+        <w:r>
+          <w:t xml:space="preserve"> </w:t>
+        </w:r>
+      </w:ins>
+      <w:ins w:id="435" w:author="PR Preview" w:date="2026-01-01T00:00:00Z">
         <w:r>
           <w:t xml:space="preserve">ignore</w:t>
         </w:r>
       </w:ins>
-      <w:ins w:id="411" w:author="PR Preview" w:date="2026-01-01T00:00:00Z">
+      <w:ins w:id="436" w:author="PR Preview" w:date="2026-01-01T00:00:00Z">
         <w:r>
           <w:t xml:space="preserve"> </w:t>
         </w:r>
@@ -3282,17 +3505,17 @@
           <m:t>u</m:t>
         </m:r>
       </m:oMath>
-      <w:ins w:id="412" w:author="PR Preview" w:date="2026-01-01T00:00:00Z">
-        <w:r>
-          <w:t xml:space="preserve"> </w:t>
-        </w:r>
-      </w:ins>
-      <w:ins w:id="413" w:author="PR Preview" w:date="2026-01-01T00:00:00Z">
+      <w:ins w:id="437" w:author="PR Preview" w:date="2026-01-01T00:00:00Z">
+        <w:r>
+          <w:t xml:space="preserve"> </w:t>
+        </w:r>
+      </w:ins>
+      <w:ins w:id="438" w:author="PR Preview" w:date="2026-01-01T00:00:00Z">
         <w:r>
           <w:t xml:space="preserve">and return</w:t>
         </w:r>
       </w:ins>
-      <w:ins w:id="414" w:author="PR Preview" w:date="2026-01-01T00:00:00Z">
+      <w:ins w:id="439" w:author="PR Preview" w:date="2026-01-01T00:00:00Z">
         <w:r>
           <w:t xml:space="preserve"> </w:t>
         </w:r>
@@ -3317,12 +3540,12 @@
           <m:t>)</m:t>
         </m:r>
       </m:oMath>
-      <w:ins w:id="415" w:author="PR Preview" w:date="2026-01-01T00:00:00Z">
+      <w:ins w:id="440" w:author="PR Preview" w:date="2026-01-01T00:00:00Z">
         <w:r>
           <w:t xml:space="preserve">.</w:t>
         </w:r>
       </w:ins>
-      <w:ins w:id="416" w:author="PR Preview" w:date="2026-01-01T00:00:00Z">
+      <w:ins w:id="441" w:author="PR Preview" w:date="2026-01-01T00:00:00Z">
         <w:r>
           <w:t xml:space="preserve"> </w:t>
         </w:r>
@@ -3332,27 +3555,27 @@
           <m:t>V</m:t>
         </m:r>
       </m:oMath>
-      <w:ins w:id="417" w:author="PR Preview" w:date="2026-01-01T00:00:00Z">
-        <w:r>
-          <w:t xml:space="preserve"> </w:t>
-        </w:r>
-      </w:ins>
-      <w:ins w:id="418" w:author="PR Preview" w:date="2026-01-01T00:00:00Z">
+      <w:ins w:id="442" w:author="PR Preview" w:date="2026-01-01T00:00:00Z">
+        <w:r>
+          <w:t xml:space="preserve"> </w:t>
+        </w:r>
+      </w:ins>
+      <w:ins w:id="443" w:author="PR Preview" w:date="2026-01-01T00:00:00Z">
         <w:r>
           <w:t xml:space="preserve">runs in polynomial time,</w:t>
         </w:r>
       </w:ins>
-      <w:ins w:id="419" w:author="PR Preview" w:date="2026-01-01T00:00:00Z">
-        <w:r>
-          <w:t xml:space="preserve"> </w:t>
-        </w:r>
-      </w:ins>
-      <w:ins w:id="420" w:author="PR Preview" w:date="2026-01-01T00:00:00Z">
+      <w:ins w:id="444" w:author="PR Preview" w:date="2026-01-01T00:00:00Z">
+        <w:r>
+          <w:t xml:space="preserve"> </w:t>
+        </w:r>
+      </w:ins>
+      <w:ins w:id="445" w:author="PR Preview" w:date="2026-01-01T00:00:00Z">
         <w:r>
           <w:t xml:space="preserve">and</w:t>
         </w:r>
       </w:ins>
-      <w:ins w:id="421" w:author="PR Preview" w:date="2026-01-01T00:00:00Z">
+      <w:ins w:id="446" w:author="PR Preview" w:date="2026-01-01T00:00:00Z">
         <w:r>
           <w:t xml:space="preserve"> </w:t>
         </w:r>
@@ -3395,17 +3618,17 @@
           <m:t>1</m:t>
         </m:r>
       </m:oMath>
-      <w:ins w:id="422" w:author="PR Preview" w:date="2026-01-01T00:00:00Z">
-        <w:r>
-          <w:t xml:space="preserve"> </w:t>
-        </w:r>
-      </w:ins>
-      <w:ins w:id="423" w:author="PR Preview" w:date="2026-01-01T00:00:00Z">
+      <w:ins w:id="447" w:author="PR Preview" w:date="2026-01-01T00:00:00Z">
+        <w:r>
+          <w:t xml:space="preserve"> </w:t>
+        </w:r>
+      </w:ins>
+      <w:ins w:id="448" w:author="PR Preview" w:date="2026-01-01T00:00:00Z">
         <w:r>
           <w:t xml:space="preserve">exactly when</w:t>
         </w:r>
       </w:ins>
-      <w:ins w:id="424" w:author="PR Preview" w:date="2026-01-01T00:00:00Z">
+      <w:ins w:id="449" w:author="PR Preview" w:date="2026-01-01T00:00:00Z">
         <w:r>
           <w:t xml:space="preserve"> </w:t>
         </w:r>
@@ -3424,7 +3647,7 @@
           <m:t>L</m:t>
         </m:r>
       </m:oMath>
-      <w:ins w:id="425" w:author="PR Preview" w:date="2026-01-01T00:00:00Z">
+      <w:ins w:id="450" w:author="PR Preview" w:date="2026-01-01T00:00:00Z">
         <w:r>
           <w:t xml:space="preserve">.</w:t>
         </w:r>
@@ -3435,7 +3658,7 @@
       <w:pPr>
         <w:pStyle w:val="BodyText"/>
       </w:pPr>
-      <w:ins w:id="426" w:author="PR Preview" w:date="2026-01-01T00:00:00Z">
+      <w:ins w:id="451" w:author="PR Preview" w:date="2026-01-01T00:00:00Z">
         <w:r>
           <w:rPr>
             <w:i/>
@@ -3444,17 +3667,17 @@
           <w:t xml:space="preserve">Remark 3</w:t>
         </w:r>
       </w:ins>
-      <w:ins w:id="427" w:author="PR Preview" w:date="2026-01-01T00:00:00Z">
+      <w:ins w:id="452" w:author="PR Preview" w:date="2026-01-01T00:00:00Z">
         <w:r>
           <w:t xml:space="preserve"> (The P versus NP question). </w:t>
         </w:r>
       </w:ins>
-      <w:ins w:id="428" w:author="PR Preview" w:date="2026-01-01T00:00:00Z">
+      <w:ins w:id="453" w:author="PR Preview" w:date="2026-01-01T00:00:00Z">
         <w:r>
           <w:t xml:space="preserve">Whether</w:t>
         </w:r>
       </w:ins>
-      <w:ins w:id="429" w:author="PR Preview" w:date="2026-01-01T00:00:00Z">
+      <w:ins w:id="454" w:author="PR Preview" w:date="2026-01-01T00:00:00Z">
         <w:r>
           <w:t xml:space="preserve"> </w:t>
         </w:r>
@@ -3485,77 +3708,77 @@
           <m:t>P</m:t>
         </m:r>
       </m:oMath>
-      <w:ins w:id="430" w:author="PR Preview" w:date="2026-01-01T00:00:00Z">
-        <w:r>
-          <w:t xml:space="preserve"> </w:t>
-        </w:r>
-      </w:ins>
-      <w:ins w:id="431" w:author="PR Preview" w:date="2026-01-01T00:00:00Z">
+      <w:ins w:id="455" w:author="PR Preview" w:date="2026-01-01T00:00:00Z">
+        <w:r>
+          <w:t xml:space="preserve"> </w:t>
+        </w:r>
+      </w:ins>
+      <w:ins w:id="456" w:author="PR Preview" w:date="2026-01-01T00:00:00Z">
         <w:r>
           <w:t xml:space="preserve">is open:</w:t>
         </w:r>
       </w:ins>
-      <w:ins w:id="432" w:author="PR Preview" w:date="2026-01-01T00:00:00Z">
-        <w:r>
-          <w:t xml:space="preserve"> </w:t>
-        </w:r>
-      </w:ins>
-      <w:ins w:id="433" w:author="PR Preview" w:date="2026-01-01T00:00:00Z">
+      <w:ins w:id="457" w:author="PR Preview" w:date="2026-01-01T00:00:00Z">
+        <w:r>
+          <w:t xml:space="preserve"> </w:t>
+        </w:r>
+      </w:ins>
+      <w:ins w:id="458" w:author="PR Preview" w:date="2026-01-01T00:00:00Z">
         <w:r>
           <w:t xml:space="preserve">no one has shown that some problem in NP lies outside P,</w:t>
         </w:r>
       </w:ins>
-      <w:ins w:id="434" w:author="PR Preview" w:date="2026-01-01T00:00:00Z">
-        <w:r>
-          <w:t xml:space="preserve"> </w:t>
-        </w:r>
-      </w:ins>
-      <w:ins w:id="435" w:author="PR Preview" w:date="2026-01-01T00:00:00Z">
+      <w:ins w:id="459" w:author="PR Preview" w:date="2026-01-01T00:00:00Z">
+        <w:r>
+          <w:t xml:space="preserve"> </w:t>
+        </w:r>
+      </w:ins>
+      <w:ins w:id="460" w:author="PR Preview" w:date="2026-01-01T00:00:00Z">
         <w:r>
           <w:t xml:space="preserve">or found polynomial-time algorithms for every problem in NP</w:t>
         </w:r>
       </w:ins>
-      <w:ins w:id="436" w:author="PR Preview" w:date="2026-01-01T00:00:00Z">
-        <w:r>
-          <w:t xml:space="preserve"> </w:t>
-        </w:r>
-      </w:ins>
-      <w:ins w:id="437" w:author="PR Preview" w:date="2026-01-01T00:00:00Z">
+      <w:ins w:id="461" w:author="PR Preview" w:date="2026-01-01T00:00:00Z">
+        <w:r>
+          <w:t xml:space="preserve"> </w:t>
+        </w:r>
+      </w:ins>
+      <w:ins w:id="462" w:author="PR Preview" w:date="2026-01-01T00:00:00Z">
         <w:r>
           <w:t xml:space="preserve">(Arora and Barak 2009, sec. 2.7)</w:t>
         </w:r>
       </w:ins>
-      <w:ins w:id="438" w:author="PR Preview" w:date="2026-01-01T00:00:00Z">
+      <w:ins w:id="463" w:author="PR Preview" w:date="2026-01-01T00:00:00Z">
         <w:r>
           <w:t xml:space="preserve">.</w:t>
         </w:r>
       </w:ins>
-      <w:ins w:id="439" w:author="PR Preview" w:date="2026-01-01T00:00:00Z">
-        <w:r>
-          <w:t xml:space="preserve"> </w:t>
-        </w:r>
-      </w:ins>
-      <w:ins w:id="440" w:author="PR Preview" w:date="2026-01-01T00:00:00Z">
+      <w:ins w:id="464" w:author="PR Preview" w:date="2026-01-01T00:00:00Z">
+        <w:r>
+          <w:t xml:space="preserve"> </w:t>
+        </w:r>
+      </w:ins>
+      <w:ins w:id="465" w:author="PR Preview" w:date="2026-01-01T00:00:00Z">
         <w:r>
           <w:t xml:space="preserve">Most researchers expect the classes to differ,</w:t>
         </w:r>
       </w:ins>
-      <w:ins w:id="441" w:author="PR Preview" w:date="2026-01-01T00:00:00Z">
-        <w:r>
-          <w:t xml:space="preserve"> </w:t>
-        </w:r>
-      </w:ins>
-      <w:ins w:id="442" w:author="PR Preview" w:date="2026-01-01T00:00:00Z">
+      <w:ins w:id="466" w:author="PR Preview" w:date="2026-01-01T00:00:00Z">
+        <w:r>
+          <w:t xml:space="preserve"> </w:t>
+        </w:r>
+      </w:ins>
+      <w:ins w:id="467" w:author="PR Preview" w:date="2026-01-01T00:00:00Z">
         <w:r>
           <w:t xml:space="preserve">which would mean that, for some problems,</w:t>
         </w:r>
       </w:ins>
-      <w:ins w:id="443" w:author="PR Preview" w:date="2026-01-01T00:00:00Z">
-        <w:r>
-          <w:t xml:space="preserve"> </w:t>
-        </w:r>
-      </w:ins>
-      <w:ins w:id="444" w:author="PR Preview" w:date="2026-01-01T00:00:00Z">
+      <w:ins w:id="468" w:author="PR Preview" w:date="2026-01-01T00:00:00Z">
+        <w:r>
+          <w:t xml:space="preserve"> </w:t>
+        </w:r>
+      </w:ins>
+      <w:ins w:id="469" w:author="PR Preview" w:date="2026-01-01T00:00:00Z">
         <w:r>
           <w:t xml:space="preserve">checking a proposed answer is much easier than finding one.</w:t>
         </w:r>
@@ -3568,7 +3791,7 @@
       <w:pPr>
         <w:pStyle w:val="Heading2"/>
       </w:pPr>
-      <w:ins w:id="445" w:author="PR Preview" w:date="2026-01-01T00:00:00Z">
+      <w:ins w:id="470" w:author="PR Preview" w:date="2026-01-01T00:00:00Z">
         <w:r>
           <w:t xml:space="preserve">References</w:t>
         </w:r>
@@ -3580,17 +3803,17 @@
       <w:pPr>
         <w:pStyle w:val="Bibliography"/>
       </w:pPr>
-      <w:ins w:id="446" w:author="PR Preview" w:date="2026-01-01T00:00:00Z">
+      <w:ins w:id="471" w:author="PR Preview" w:date="2026-01-01T00:00:00Z">
         <w:r>
           <w:t xml:space="preserve">Arora, Sanjeev, and Boaz Barak. 2009.</w:t>
         </w:r>
       </w:ins>
-      <w:ins w:id="447" w:author="PR Preview" w:date="2026-01-01T00:00:00Z">
-        <w:r>
-          <w:t xml:space="preserve"> </w:t>
-        </w:r>
-      </w:ins>
-      <w:ins w:id="448" w:author="PR Preview" w:date="2026-01-01T00:00:00Z">
+      <w:ins w:id="472" w:author="PR Preview" w:date="2026-01-01T00:00:00Z">
+        <w:r>
+          <w:t xml:space="preserve"> </w:t>
+        </w:r>
+      </w:ins>
+      <w:ins w:id="473" w:author="PR Preview" w:date="2026-01-01T00:00:00Z">
         <w:r>
           <w:rPr>
             <w:i/>
@@ -3599,18 +3822,18 @@
           <w:t xml:space="preserve">Computational Complexity: A Modern Approach</w:t>
         </w:r>
       </w:ins>
-      <w:ins w:id="449" w:author="PR Preview" w:date="2026-01-01T00:00:00Z">
+      <w:ins w:id="474" w:author="PR Preview" w:date="2026-01-01T00:00:00Z">
         <w:r>
           <w:t xml:space="preserve">. Cambridge University Press.</w:t>
         </w:r>
       </w:ins>
-      <w:ins w:id="450" w:author="PR Preview" w:date="2026-01-01T00:00:00Z">
+      <w:ins w:id="475" w:author="PR Preview" w:date="2026-01-01T00:00:00Z">
         <w:r>
           <w:t xml:space="preserve"> </w:t>
         </w:r>
       </w:ins>
       <w:hyperlink r:id="rId26">
-        <w:ins w:id="451" w:author="PR Preview" w:date="2026-01-01T00:00:00Z">
+        <w:ins w:id="476" w:author="PR Preview" w:date="2026-01-01T00:00:00Z">
           <w:r>
             <w:rPr>
               <w:rStyle w:val="Hyperlink"/>
@@ -3619,7 +3842,7 @@
           </w:r>
         </w:ins>
       </w:hyperlink>
-      <w:ins w:id="452" w:author="PR Preview" w:date="2026-01-01T00:00:00Z">
+      <w:ins w:id="477" w:author="PR Preview" w:date="2026-01-01T00:00:00Z">
         <w:r>
           <w:t xml:space="preserve">.</w:t>
         </w:r>
